--- a/ETL Testing.docx
+++ b/ETL Testing.docx
@@ -18,7 +18,7 @@
           <w:b/>
           <w:bCs/>
         </w:rPr>
-        <w:t>Data Engineer</w:t>
+        <w:t>ETL Test Analyst</w:t>
       </w:r>
       <w:r>
         <w:br/>
@@ -72,13 +72,7 @@
         <w:t xml:space="preserve">Results-driven IT professional with 5+ years of experience at Cognizant Technology Solutions, specializing in </w:t>
       </w:r>
       <w:r>
-        <w:t>ETL</w:t>
-      </w:r>
-      <w:r>
-        <w:t xml:space="preserve"> Testing</w:t>
-      </w:r>
-      <w:r>
-        <w:t>,</w:t>
+        <w:t>ETL Testing,</w:t>
       </w:r>
       <w:r>
         <w:t xml:space="preserve"> batch job execution, production support, and database management (Oracle SQL, Teradata). Skilled in Informatica PowerCenter, orchestration tools, UAC, Jira, Jenkins, GIT/Bitbucket, UNIX, Qlik Sense, and PostgreSQL. Extensive experience in Banking and Retail domains, delivering efficient solutions, meeting SLA targets, and leading cross-functional teams.</w:t>
@@ -374,15 +368,7 @@
         <w:t xml:space="preserve">Validated ETL mappings and transformations </w:t>
       </w:r>
       <w:r>
-        <w:t xml:space="preserve">in Informatica power </w:t>
-      </w:r>
-      <w:proofErr w:type="spellStart"/>
-      <w:r>
-        <w:t>center</w:t>
-      </w:r>
-      <w:proofErr w:type="spellEnd"/>
-      <w:r>
-        <w:t>.</w:t>
+        <w:t>in Informatica power center.</w:t>
       </w:r>
     </w:p>
     <w:p>
@@ -393,7 +379,7 @@
         </w:numPr>
       </w:pPr>
       <w:r>
-        <w:t xml:space="preserve"> Tested full and incremental load processes including CDC and SCD Type-2 logic. • Performed source-to-target data validation using SQL queries.</w:t>
+        <w:t>Tested full and incremental load processes including CDC and SCD Type-2 logic.</w:t>
       </w:r>
     </w:p>
     <w:p>
@@ -404,7 +390,7 @@
         </w:numPr>
       </w:pPr>
       <w:r>
-        <w:t xml:space="preserve">  Validated Airflow job dependencies, rerun logic, and failure handling. • Provided production deployment and post-deployment validation support.</w:t>
+        <w:t xml:space="preserve"> Performed source-to-target data validation using SQL queries.</w:t>
       </w:r>
     </w:p>
     <w:p>
@@ -415,7 +401,13 @@
         </w:numPr>
       </w:pPr>
       <w:r>
-        <w:t xml:space="preserve">  Verified lookup and reference data correctness. Performed schema validation (column names, order, data types, length). </w:t>
+        <w:t xml:space="preserve">Validated </w:t>
+      </w:r>
+      <w:r>
+        <w:t xml:space="preserve">CA scheduler </w:t>
+      </w:r>
+      <w:r>
+        <w:t>job dependencies, rerun logic, and failure handling.</w:t>
       </w:r>
     </w:p>
     <w:p>
@@ -426,7 +418,7 @@
         </w:numPr>
       </w:pPr>
       <w:r>
-        <w:t>Performed cross-environment validation (DEV, QA, UAT, PROD). Tested rollback scenarios for failed migrations.</w:t>
+        <w:t>Provided production deployment and post-deployment validation support.</w:t>
       </w:r>
     </w:p>
     <w:p>
@@ -437,11 +429,36 @@
         </w:numPr>
       </w:pPr>
       <w:r>
+        <w:t xml:space="preserve">Verified lookup and reference data correctness. Performed schema validation (column names, order, data types, length). </w:t>
+      </w:r>
+    </w:p>
+    <w:p>
+      <w:pPr>
+        <w:numPr>
+          <w:ilvl w:val="0"/>
+          <w:numId w:val="3"/>
+        </w:numPr>
+      </w:pPr>
+      <w:r>
+        <w:t>Performed cross-environment validation (DEV, QA, UAT, PROD</w:t>
+      </w:r>
+      <w:r>
+        <w:t>).</w:t>
+      </w:r>
+    </w:p>
+    <w:p>
+      <w:pPr>
+        <w:numPr>
+          <w:ilvl w:val="0"/>
+          <w:numId w:val="3"/>
+        </w:numPr>
+      </w:pPr>
+      <w:r>
         <w:t xml:space="preserve"> Reviewed business requirement documents (BRD), functional specification documents (FSD), and source-to-target mapping documents.</w:t>
       </w:r>
       <w:r>
         <w:pict w14:anchorId="271B6DF3">
-          <v:rect id="_x0000_i1047" style="width:0;height:1.5pt" o:hralign="center" o:hrstd="t" o:hr="t" fillcolor="#a0a0a0" stroked="f"/>
+          <v:rect id="_x0000_i1028" style="width:0;height:1.5pt" o:hralign="center" o:hrstd="t" o:hr="t" fillcolor="#a0a0a0" stroked="f"/>
         </w:pict>
       </w:r>
     </w:p>
@@ -1999,6 +2016,7 @@
   <w:style w:type="character" w:default="1" w:styleId="DefaultParagraphFont">
     <w:name w:val="Default Paragraph Font"/>
     <w:uiPriority w:val="1"/>
+    <w:semiHidden/>
     <w:unhideWhenUsed/>
   </w:style>
   <w:style w:type="table" w:default="1" w:styleId="TableNormal">
